--- a/outsystems/niveau-2/deel-19/reader.docx
+++ b/outsystems/niveau-2/deel-19/reader.docx
@@ -122,6 +122,58 @@
     </w:p>
     <w:p>
       <w:pPr>
+        <w:jc w:val="center"/>
+      </w:pPr>
+      <w:r>
+        <w:drawing>
+          <wp:inline xmlns:a="http://schemas.openxmlformats.org/drawingml/2006/main" xmlns:pic="http://schemas.openxmlformats.org/drawingml/2006/picture">
+            <wp:extent cx="5580000" cy="2869714"/>
+            <wp:docPr id="1" name="Picture 1"/>
+            <wp:cNvGraphicFramePr>
+              <a:graphicFrameLocks noChangeAspect="1"/>
+            </wp:cNvGraphicFramePr>
+            <a:graphic>
+              <a:graphicData uri="http://schemas.openxmlformats.org/drawingml/2006/picture">
+                <pic:pic>
+                  <pic:nvPicPr>
+                    <pic:cNvPr id="0" name="figuur-19-1.png"/>
+                    <pic:cNvPicPr/>
+                  </pic:nvPicPr>
+                  <pic:blipFill>
+                    <a:blip r:embed="rId9"/>
+                    <a:stretch>
+                      <a:fillRect/>
+                    </a:stretch>
+                  </pic:blipFill>
+                  <pic:spPr>
+                    <a:xfrm>
+                      <a:off x="0" y="0"/>
+                      <a:ext cx="5580000" cy="2869714"/>
+                    </a:xfrm>
+                    <a:prstGeom prst="rect"/>
+                  </pic:spPr>
+                </pic:pic>
+              </a:graphicData>
+            </a:graphic>
+          </wp:inline>
+        </w:drawing>
+      </w:r>
+    </w:p>
+    <w:p>
+      <w:pPr>
+        <w:jc w:val="center"/>
+      </w:pPr>
+      <w:r>
+        <w:rPr>
+          <w:i/>
+          <w:color w:val="55606F"/>
+          <w:sz w:val="18"/>
+        </w:rPr>
+        <w:t>Figuur 19-1 — LifeTime-promotieflow naast ODC-pipeline, zelfde eindresultaat</w:t>
+      </w:r>
+    </w:p>
+    <w:p>
+      <w:pPr>
         <w:spacing w:before="80" w:after="80"/>
         <w:pBdr>
           <w:bottom w:val="single" w:sz="6" w:color="E9A13B"/>
@@ -209,6 +261,58 @@
       </w:r>
       <w:r>
         <w:t>) kun je eerst naar een beperkt aantal modules uitrollen (bijvoorbeeld eerst WGP 2.0, dan pas de satellieten), meten of er geen problemen optreden, en pas dan breder uitrollen. Dit vermindert het risico van een grote, gelijktijdige verandering in een landschap met een mix van oud (O11) en nieuw (ODC).</w:t>
+      </w:r>
+    </w:p>
+    <w:p>
+      <w:pPr>
+        <w:jc w:val="center"/>
+      </w:pPr>
+      <w:r>
+        <w:drawing>
+          <wp:inline xmlns:a="http://schemas.openxmlformats.org/drawingml/2006/main" xmlns:pic="http://schemas.openxmlformats.org/drawingml/2006/picture">
+            <wp:extent cx="5580000" cy="2869714"/>
+            <wp:docPr id="2" name="Picture 2"/>
+            <wp:cNvGraphicFramePr>
+              <a:graphicFrameLocks noChangeAspect="1"/>
+            </wp:cNvGraphicFramePr>
+            <a:graphic>
+              <a:graphicData uri="http://schemas.openxmlformats.org/drawingml/2006/picture">
+                <pic:pic>
+                  <pic:nvPicPr>
+                    <pic:cNvPr id="0" name="figuur-19-2.png"/>
+                    <pic:cNvPicPr/>
+                  </pic:nvPicPr>
+                  <pic:blipFill>
+                    <a:blip r:embed="rId10"/>
+                    <a:stretch>
+                      <a:fillRect/>
+                    </a:stretch>
+                  </pic:blipFill>
+                  <pic:spPr>
+                    <a:xfrm>
+                      <a:off x="0" y="0"/>
+                      <a:ext cx="5580000" cy="2869714"/>
+                    </a:xfrm>
+                    <a:prstGeom prst="rect"/>
+                  </pic:spPr>
+                </pic:pic>
+              </a:graphicData>
+            </a:graphic>
+          </wp:inline>
+        </w:drawing>
+      </w:r>
+    </w:p>
+    <w:p>
+      <w:pPr>
+        <w:jc w:val="center"/>
+      </w:pPr>
+      <w:r>
+        <w:rPr>
+          <w:i/>
+          <w:color w:val="55606F"/>
+          <w:sz w:val="18"/>
+        </w:rPr>
+        <w:t>Figuur 19-2 — Getrapte uitrol — ODC eerst, dan O11-satellieten</w:t>
       </w:r>
     </w:p>
     <w:p>
